--- a/backend/documents/templates/sprawozdanie-egzamin-rec.docx
+++ b/backend/documents/templates/sprawozdanie-egzamin-rec.docx
@@ -30,7 +30,19 @@
       </w:pPr>
       <w:r>
         <w:br/>
-        <w:t>EGZAMIN KPP/ER/0/26 W DNIU 27.07.2026 r.</w:t>
+        <w:t>EGZAMIN KPP/ER/</w:t>
+      </w:r>
+      <w:r>
+        <w:t>{{c_n}}</w:t>
+      </w:r>
+      <w:r>
+        <w:t xml:space="preserve">/26 W DNIU </w:t>
+      </w:r>
+      <w:r>
+        <w:t>{{exam_date}}</w:t>
+      </w:r>
+      <w:r>
+        <w:t>r.</w:t>
       </w:r>
     </w:p>
     <w:p>
@@ -54,27 +66,20 @@
       <w:r>
         <w:t xml:space="preserve">-przewodniczący komisji egzaminacyjnej </w:t>
       </w:r>
-      <w:proofErr w:type="spellStart"/>
-      <w:r>
-        <w:t>mrg</w:t>
-      </w:r>
-      <w:proofErr w:type="spellEnd"/>
-      <w:r>
-        <w:t xml:space="preserve"> piel. </w:t>
-      </w:r>
-      <w:proofErr w:type="spellStart"/>
-      <w:r>
-        <w:t>SPAiIO</w:t>
-      </w:r>
-      <w:proofErr w:type="spellEnd"/>
-      <w:r>
-        <w:t xml:space="preserve"> Maciej Świerszcz </w:t>
+      <w:r>
+        <w:t>{{committee_chair}}</w:t>
+      </w:r>
+      <w:r>
+        <w:t xml:space="preserve"> </w:t>
       </w:r>
     </w:p>
     <w:p/>
     <w:p>
       <w:r>
-        <w:t>-członek komisji mgr pielęgniarstwa Robert Świerszcz</w:t>
+        <w:t xml:space="preserve">-członek komisji mgr pielęgniarstwa </w:t>
+      </w:r>
+      <w:r>
+        <w:t>{{committee_member1}}</w:t>
       </w:r>
       <w:r>
         <w:br/>
@@ -82,13 +87,11 @@
     </w:p>
     <w:p>
       <w:r>
-        <w:t xml:space="preserve">-członek komisji ratownik medyczny Mariusz </w:t>
-      </w:r>
-      <w:proofErr w:type="spellStart"/>
-      <w:r>
-        <w:t>Klisiatys</w:t>
-      </w:r>
-      <w:proofErr w:type="spellEnd"/>
+        <w:t xml:space="preserve">-członek komisji ratownik medyczny </w:t>
+      </w:r>
+      <w:r>
+        <w:t>{{committee_member2}}</w:t>
+      </w:r>
     </w:p>
     <w:p>
       <w:pPr>
@@ -134,7 +137,31 @@
         <w:rPr>
           <w:rFonts w:cs="Times New Roman"/>
         </w:rPr>
-        <w:t>Do egzaminu  RECERTYFIKACYJNEGO KPP o numerze wewnętrznym KPP/ER/05/26 zgłosiło się 5 osób, po weryfikacji przedkładanych dokumentów uznano, że każdy z uczestników kursu ma prawo przystąpić do egzaminu KPP.</w:t>
+        <w:t>Do egzaminu  RECERTYFIKACYJNEGO KPP o numerze wewnętrznym KPP/ER/</w:t>
+      </w:r>
+      <w:r>
+        <w:rPr>
+          <w:rFonts w:cs="Times New Roman"/>
+        </w:rPr>
+        <w:t>{{c_n}}</w:t>
+      </w:r>
+      <w:r>
+        <w:rPr>
+          <w:rFonts w:cs="Times New Roman"/>
+        </w:rPr>
+        <w:t xml:space="preserve">/26 zgłosiło się </w:t>
+      </w:r>
+      <w:r>
+        <w:rPr>
+          <w:rFonts w:cs="Times New Roman"/>
+        </w:rPr>
+        <w:t>{{enrolled_count}}</w:t>
+      </w:r>
+      <w:r>
+        <w:rPr>
+          <w:rFonts w:cs="Times New Roman"/>
+        </w:rPr>
+        <w:t xml:space="preserve"> osób, po weryfikacji przedkładanych dokumentów uznano, że każdy z uczestników kursu ma prawo przystąpić do egzaminu KPP.</w:t>
       </w:r>
     </w:p>
     <w:p>
@@ -174,7 +201,23 @@
           <w:sz w:val="22"/>
           <w:szCs w:val="22"/>
         </w:rPr>
-        <w:t>Do egzaminu podeszło 5 osób.</w:t>
+        <w:t xml:space="preserve">Do egzaminu podeszło </w:t>
+      </w:r>
+      <w:r>
+        <w:rPr>
+          <w:rFonts w:cs="Times New Roman"/>
+          <w:sz w:val="22"/>
+          <w:szCs w:val="22"/>
+        </w:rPr>
+        <w:t>{{enrolled_count}}</w:t>
+      </w:r>
+      <w:r>
+        <w:rPr>
+          <w:rFonts w:cs="Times New Roman"/>
+          <w:sz w:val="22"/>
+          <w:szCs w:val="22"/>
+        </w:rPr>
+        <w:t xml:space="preserve"> osób.</w:t>
       </w:r>
     </w:p>
     <w:p>
@@ -213,7 +256,25 @@
           <w:sz w:val="22"/>
           <w:szCs w:val="22"/>
         </w:rPr>
-        <w:t xml:space="preserve">zaliczyło 5 uczestników egzaminu. </w:t>
+        <w:t xml:space="preserve">zaliczyło </w:t>
+      </w:r>
+      <w:r>
+        <w:rPr>
+          <w:rFonts w:cs="Times New Roman"/>
+          <w:color w:val="000000"/>
+          <w:sz w:val="22"/>
+          <w:szCs w:val="22"/>
+        </w:rPr>
+        <w:t>{{enrolled_count}}</w:t>
+      </w:r>
+      <w:r>
+        <w:rPr>
+          <w:rFonts w:cs="Times New Roman"/>
+          <w:color w:val="000000"/>
+          <w:sz w:val="22"/>
+          <w:szCs w:val="22"/>
+        </w:rPr>
+        <w:t xml:space="preserve"> uczestników egzaminu. </w:t>
       </w:r>
     </w:p>
     <w:p>
@@ -281,7 +342,23 @@
           <w:sz w:val="22"/>
           <w:szCs w:val="22"/>
         </w:rPr>
-        <w:t>Przy pierwszym podejściu pozytywne oceny uzyskało 5 egzaminowanych.</w:t>
+        <w:t xml:space="preserve">Przy pierwszym podejściu pozytywne oceny uzyskało </w:t>
+      </w:r>
+      <w:r>
+        <w:rPr>
+          <w:rFonts w:cs="Times New Roman"/>
+          <w:sz w:val="22"/>
+          <w:szCs w:val="22"/>
+        </w:rPr>
+        <w:t>{{enrolled_count}}</w:t>
+      </w:r>
+      <w:r>
+        <w:rPr>
+          <w:rFonts w:cs="Times New Roman"/>
+          <w:sz w:val="22"/>
+          <w:szCs w:val="22"/>
+        </w:rPr>
+        <w:t xml:space="preserve"> egzaminowanych.</w:t>
       </w:r>
     </w:p>
     <w:p>
@@ -313,7 +390,15 @@
           <w:sz w:val="22"/>
           <w:szCs w:val="22"/>
         </w:rPr>
-        <w:t>8 uczestników egzaminu otrzymało pozytywne oceny z wykonania 2 zadań praktycznych.</w:t>
+        <w:t>{{enrolled_count}}</w:t>
+      </w:r>
+      <w:r>
+        <w:rPr>
+          <w:rFonts w:cs="Times New Roman"/>
+          <w:sz w:val="22"/>
+          <w:szCs w:val="22"/>
+        </w:rPr>
+        <w:t xml:space="preserve"> uczestników egzaminu otrzymało pozytywne oceny z wykonania 2 zadań praktycznych.</w:t>
       </w:r>
     </w:p>
     <w:p>
